--- a/docs/예산및전표관리_테스트가이드.docx
+++ b/docs/예산및전표관리_테스트가이드.docx
@@ -208,7 +208,7 @@
                 <w:b w:val="0"/>
                 <w:sz w:val="19"/>
               </w:rPr>
-              <w:t>2025-01 ~ 2026-10 세금계산서 1,682건 (월 70~80건)</w:t>
+              <w:t>2025-01 ~ 2026-10 세금계산서 1,695건 (월 70~80건) + 연간 항목 10종</w:t>
             </w:r>
           </w:p>
         </w:tc>
@@ -269,7 +269,7 @@
                 <w:b w:val="0"/>
                 <w:sz w:val="19"/>
               </w:rPr>
-              <w:t>올해 예산</w:t>
+              <w:t>예산</w:t>
             </w:r>
           </w:p>
         </w:tc>
@@ -288,7 +288,7 @@
                 <w:b w:val="0"/>
                 <w:sz w:val="19"/>
               </w:rPr>
-              <w:t>작년 같은 달 실적 × 1.05 (총무 예산 계정만)</w:t>
+              <w:t>2026년 = 2025년 같은 달 실적 × 1.05 · 2025년 = 2026년 ÷ 1.05 (총무 예산 계정만)</w:t>
             </w:r>
           </w:p>
         </w:tc>
@@ -595,7 +595,7 @@
                 <w:b w:val="0"/>
                 <w:sz w:val="18"/>
               </w:rPr>
-              <w:t>예시 데이터 만들기·초기화. 약 10초 뒤 '세금계산서 1,682건 · 121.7억원'이 나오면 성공. 테스트 중 바꾼 내용을 처음으로 되돌릴 때도 이 명령</w:t>
+              <w:t>예시 데이터 만들기·초기화. 약 10초 뒤 '세금계산서 1,695건 · 121.7억원'이 나오면 성공. 테스트 중 바꾼 내용을 처음으로 되돌릴 때도 이 명령</w:t>
             </w:r>
           </w:p>
         </w:tc>
@@ -1786,7 +1786,7 @@
       <w:r>
         <w:drawing>
           <wp:inline xmlns:a="http://schemas.openxmlformats.org/drawingml/2006/main" xmlns:pic="http://schemas.openxmlformats.org/drawingml/2006/picture">
-            <wp:extent cx="5880628" cy="4680000"/>
+            <wp:extent cx="6120000" cy="4641000"/>
             <wp:docPr id="1" name="Picture 1"/>
             <wp:cNvGraphicFramePr>
               <a:graphicFrameLocks noChangeAspect="1"/>
@@ -1807,7 +1807,7 @@
                   <pic:spPr>
                     <a:xfrm>
                       <a:off x="0" y="0"/>
-                      <a:ext cx="5880628" cy="4680000"/>
+                      <a:ext cx="6120000" cy="4641000"/>
                     </a:xfrm>
                     <a:prstGeom prst="rect"/>
                   </pic:spPr>
@@ -2086,7 +2086,7 @@
                 <w:b/>
                 <w:sz w:val="19"/>
               </w:rPr>
-              <w:t>승인 요청 1 · 검토 대기 1 · 전기 대기 5 · 예산 경고 6 · 정기 전표 확인 3 · 비정기 미확인 18</w:t>
+              <w:t>승인 요청 1 · 검토 대기 1 · 전기 대기 5 · 예산 경고 6 · 정기 전표 확인 3 · 비정기 미확인 18 · 연간 항목 1</w:t>
             </w:r>
             <w:r>
               <w:rPr>
@@ -2094,7 +2094,23 @@
                 <w:b w:val="0"/>
                 <w:sz w:val="19"/>
               </w:rPr>
-              <w:t>. 카드 아래 링크를 누르면 해당 화면으로 이동</w:t>
+              <w:t xml:space="preserve">. </w:t>
+            </w:r>
+            <w:r>
+              <w:rPr>
+                <w:rFonts w:ascii="맑은 고딕" w:hAnsi="맑은 고딕" w:eastAsia="맑은 고딕" w:cs="맑은 고딕"/>
+                <w:b/>
+                <w:sz w:val="19"/>
+              </w:rPr>
+              <w:t>카드 아무 곳이나 누르면</w:t>
+            </w:r>
+            <w:r>
+              <w:rPr>
+                <w:rFonts w:ascii="맑은 고딕" w:hAnsi="맑은 고딕" w:eastAsia="맑은 고딕" w:cs="맑은 고딕"/>
+                <w:b w:val="0"/>
+                <w:sz w:val="19"/>
+              </w:rPr>
+              <w:t xml:space="preserve"> 해당 화면으로 이동 (예: '검토 대기' → 검토·전기 화면에서 '검토 대기'가 선택된 채 열림, '연간 항목' → 전표 점검의 연간 항목 탭)</w:t>
             </w:r>
           </w:p>
         </w:tc>
@@ -2197,6 +2213,812 @@
       <w:pPr>
         <w:spacing w:after="40"/>
       </w:pPr>
+    </w:p>
+    <w:p>
+      <w:pPr>
+        <w:pStyle w:val="Heading2"/>
+        <w:keepNext/>
+        <w:pageBreakBefore/>
+      </w:pPr>
+      <w:r>
+        <w:t>T1-2. 작년보다 늘어난 비용 · 달력</w:t>
+      </w:r>
+    </w:p>
+    <w:p>
+      <w:r>
+        <w:rPr>
+          <w:rFonts w:ascii="맑은 고딕" w:hAnsi="맑은 고딕" w:eastAsia="맑은 고딕" w:cs="맑은 고딕"/>
+          <w:b w:val="0"/>
+        </w:rPr>
+        <w:t xml:space="preserve">대시보드를 아래로 내리면 나옵니다. 총무 예산 계정만, 작년 </w:t>
+      </w:r>
+      <w:r>
+        <w:rPr>
+          <w:rFonts w:ascii="맑은 고딕" w:hAnsi="맑은 고딕" w:eastAsia="맑은 고딕" w:cs="맑은 고딕"/>
+          <w:b/>
+        </w:rPr>
+        <w:t>같은 날짜까지</w:t>
+      </w:r>
+      <w:r>
+        <w:rPr>
+          <w:rFonts w:ascii="맑은 고딕" w:hAnsi="맑은 고딕" w:eastAsia="맑은 고딕" w:cs="맑은 고딕"/>
+          <w:b w:val="0"/>
+        </w:rPr>
+        <w:t>와 비교합니다.</w:t>
+      </w:r>
+    </w:p>
+    <w:p>
+      <w:pPr>
+        <w:keepNext/>
+        <w:jc w:val="center"/>
+      </w:pPr>
+      <w:r>
+        <w:drawing>
+          <wp:inline xmlns:a="http://schemas.openxmlformats.org/drawingml/2006/main" xmlns:pic="http://schemas.openxmlformats.org/drawingml/2006/picture">
+            <wp:extent cx="6120000" cy="2074000"/>
+            <wp:docPr id="2" name="Picture 2"/>
+            <wp:cNvGraphicFramePr>
+              <a:graphicFrameLocks noChangeAspect="1"/>
+            </wp:cNvGraphicFramePr>
+            <a:graphic>
+              <a:graphicData uri="http://schemas.openxmlformats.org/drawingml/2006/picture">
+                <pic:pic>
+                  <pic:nvPicPr>
+                    <pic:cNvPr id="0" name="13_yoy.png"/>
+                    <pic:cNvPicPr/>
+                  </pic:nvPicPr>
+                  <pic:blipFill>
+                    <a:blip r:embed="rId11"/>
+                    <a:stretch>
+                      <a:fillRect/>
+                    </a:stretch>
+                  </pic:blipFill>
+                  <pic:spPr>
+                    <a:xfrm>
+                      <a:off x="0" y="0"/>
+                      <a:ext cx="6120000" cy="2074000"/>
+                    </a:xfrm>
+                    <a:prstGeom prst="rect"/>
+                  </pic:spPr>
+                </pic:pic>
+              </a:graphicData>
+            </a:graphic>
+          </wp:inline>
+        </w:drawing>
+      </w:r>
+    </w:p>
+    <w:p>
+      <w:pPr>
+        <w:spacing w:after="120"/>
+        <w:jc w:val="center"/>
+      </w:pPr>
+      <w:r>
+        <w:rPr>
+          <w:rFonts w:ascii="맑은 고딕" w:hAnsi="맑은 고딕" w:eastAsia="맑은 고딕" w:cs="맑은 고딕"/>
+          <w:b w:val="0"/>
+          <w:color w:val="6B7588"/>
+          <w:sz w:val="17"/>
+        </w:rPr>
+        <w:t>그림 1-2. 작년보다 늘어난 비용</w:t>
+      </w:r>
+    </w:p>
+    <w:tbl>
+      <w:tblPr>
+        <w:tblStyle w:val="TableGrid"/>
+        <w:tblW w:type="auto" w:w="0"/>
+        <w:jc w:val="center"/>
+        <w:tblLayout w:type="fixed"/>
+        <w:tblLook w:firstColumn="1" w:firstRow="1" w:lastColumn="0" w:lastRow="0" w:noHBand="0" w:noVBand="1" w:val="04A0"/>
+      </w:tblPr>
+      <w:tblGrid>
+        <w:gridCol w:w="3213"/>
+        <w:gridCol w:w="3213"/>
+        <w:gridCol w:w="3213"/>
+      </w:tblGrid>
+      <w:tr>
+        <w:tc>
+          <w:tcPr>
+            <w:tcW w:type="dxa" w:w="737"/>
+            <w:shd w:val="clear" w:color="auto" w:fill="EEF2F8"/>
+          </w:tcPr>
+          <w:p>
+            <w:pPr>
+              <w:spacing w:after="0"/>
+            </w:pPr>
+            <w:r/>
+            <w:r>
+              <w:rPr>
+                <w:rFonts w:ascii="맑은 고딕" w:hAnsi="맑은 고딕" w:eastAsia="맑은 고딕" w:cs="맑은 고딕"/>
+                <w:b/>
+                <w:sz w:val="19"/>
+              </w:rPr>
+              <w:t>번호</w:t>
+            </w:r>
+          </w:p>
+        </w:tc>
+        <w:tc>
+          <w:tcPr>
+            <w:tcW w:type="dxa" w:w="2098"/>
+            <w:shd w:val="clear" w:color="auto" w:fill="EEF2F8"/>
+          </w:tcPr>
+          <w:p>
+            <w:pPr>
+              <w:spacing w:after="0"/>
+            </w:pPr>
+            <w:r/>
+            <w:r>
+              <w:rPr>
+                <w:rFonts w:ascii="맑은 고딕" w:hAnsi="맑은 고딕" w:eastAsia="맑은 고딕" w:cs="맑은 고딕"/>
+                <w:b/>
+                <w:sz w:val="19"/>
+              </w:rPr>
+              <w:t>위치</w:t>
+            </w:r>
+          </w:p>
+        </w:tc>
+        <w:tc>
+          <w:tcPr>
+            <w:tcW w:type="dxa" w:w="6803"/>
+            <w:shd w:val="clear" w:color="auto" w:fill="EEF2F8"/>
+          </w:tcPr>
+          <w:p>
+            <w:pPr>
+              <w:spacing w:after="0"/>
+            </w:pPr>
+            <w:r/>
+            <w:r>
+              <w:rPr>
+                <w:rFonts w:ascii="맑은 고딕" w:hAnsi="맑은 고딕" w:eastAsia="맑은 고딕" w:cs="맑은 고딕"/>
+                <w:b/>
+                <w:sz w:val="19"/>
+              </w:rPr>
+              <w:t>할 일 · 기대 결과</w:t>
+            </w:r>
+          </w:p>
+        </w:tc>
+      </w:tr>
+      <w:tr>
+        <w:tc>
+          <w:tcPr>
+            <w:tcW w:type="dxa" w:w="737"/>
+          </w:tcPr>
+          <w:p>
+            <w:pPr>
+              <w:spacing w:after="0"/>
+              <w:jc w:val="center"/>
+            </w:pPr>
+            <w:r/>
+            <w:r>
+              <w:rPr>
+                <w:rFonts w:ascii="맑은 고딕" w:hAnsi="맑은 고딕" w:eastAsia="맑은 고딕" w:cs="맑은 고딕"/>
+                <w:b/>
+                <w:color w:val="E53935"/>
+                <w:sz w:val="24"/>
+              </w:rPr>
+              <w:t>①</w:t>
+            </w:r>
+          </w:p>
+        </w:tc>
+        <w:tc>
+          <w:tcPr>
+            <w:tcW w:type="dxa" w:w="2098"/>
+          </w:tcPr>
+          <w:p>
+            <w:pPr>
+              <w:spacing w:after="0"/>
+            </w:pPr>
+            <w:r/>
+            <w:r>
+              <w:rPr>
+                <w:rFonts w:ascii="맑은 고딕" w:hAnsi="맑은 고딕" w:eastAsia="맑은 고딕" w:cs="맑은 고딕"/>
+                <w:b w:val="0"/>
+                <w:sz w:val="19"/>
+              </w:rPr>
+              <w:t>비교 기간</w:t>
+            </w:r>
+          </w:p>
+        </w:tc>
+        <w:tc>
+          <w:tcPr>
+            <w:tcW w:type="dxa" w:w="6803"/>
+          </w:tcPr>
+          <w:p>
+            <w:pPr>
+              <w:spacing w:after="0"/>
+            </w:pPr>
+            <w:r/>
+            <w:r>
+              <w:rPr>
+                <w:rFonts w:ascii="맑은 고딕" w:hAnsi="맑은 고딕" w:eastAsia="맑은 고딕" w:cs="맑은 고딕"/>
+                <w:b/>
+                <w:sz w:val="19"/>
+              </w:rPr>
+              <w:t>이번 달</w:t>
+            </w:r>
+            <w:r>
+              <w:rPr>
+                <w:rFonts w:ascii="맑은 고딕" w:hAnsi="맑은 고딕" w:eastAsia="맑은 고딕" w:cs="맑은 고딕"/>
+                <w:b w:val="0"/>
+                <w:sz w:val="19"/>
+              </w:rPr>
+              <w:t xml:space="preserve"> / </w:t>
+            </w:r>
+            <w:r>
+              <w:rPr>
+                <w:rFonts w:ascii="맑은 고딕" w:hAnsi="맑은 고딕" w:eastAsia="맑은 고딕" w:cs="맑은 고딕"/>
+                <w:b/>
+                <w:sz w:val="19"/>
+              </w:rPr>
+              <w:t>올해 누적</w:t>
+            </w:r>
+            <w:r>
+              <w:rPr>
+                <w:rFonts w:ascii="맑은 고딕" w:hAnsi="맑은 고딕" w:eastAsia="맑은 고딕" w:cs="맑은 고딕"/>
+                <w:b w:val="0"/>
+                <w:sz w:val="19"/>
+              </w:rPr>
+              <w:t xml:space="preserve"> 전환</w:t>
+            </w:r>
+          </w:p>
+        </w:tc>
+      </w:tr>
+      <w:tr>
+        <w:tc>
+          <w:tcPr>
+            <w:tcW w:type="dxa" w:w="737"/>
+          </w:tcPr>
+          <w:p>
+            <w:pPr>
+              <w:spacing w:after="0"/>
+              <w:jc w:val="center"/>
+            </w:pPr>
+            <w:r/>
+            <w:r>
+              <w:rPr>
+                <w:rFonts w:ascii="맑은 고딕" w:hAnsi="맑은 고딕" w:eastAsia="맑은 고딕" w:cs="맑은 고딕"/>
+                <w:b/>
+                <w:color w:val="E53935"/>
+                <w:sz w:val="24"/>
+              </w:rPr>
+              <w:t>②</w:t>
+            </w:r>
+          </w:p>
+        </w:tc>
+        <w:tc>
+          <w:tcPr>
+            <w:tcW w:type="dxa" w:w="2098"/>
+          </w:tcPr>
+          <w:p>
+            <w:pPr>
+              <w:spacing w:after="0"/>
+            </w:pPr>
+            <w:r/>
+            <w:r>
+              <w:rPr>
+                <w:rFonts w:ascii="맑은 고딕" w:hAnsi="맑은 고딕" w:eastAsia="맑은 고딕" w:cs="맑은 고딕"/>
+                <w:b w:val="0"/>
+                <w:sz w:val="19"/>
+              </w:rPr>
+              <w:t>증가 표</w:t>
+            </w:r>
+          </w:p>
+        </w:tc>
+        <w:tc>
+          <w:tcPr>
+            <w:tcW w:type="dxa" w:w="6803"/>
+          </w:tcPr>
+          <w:p>
+            <w:pPr>
+              <w:spacing w:after="0"/>
+            </w:pPr>
+            <w:r/>
+            <w:r>
+              <w:rPr>
+                <w:rFonts w:ascii="맑은 고딕" w:hAnsi="맑은 고딕" w:eastAsia="맑은 고딕" w:cs="맑은 고딕"/>
+                <w:b w:val="0"/>
+                <w:sz w:val="19"/>
+              </w:rPr>
+              <w:t xml:space="preserve">이번 달: 수선비 +4,013만원 (원인: 튼튼설비 '대회의실 리모델링 3,800만원'), 차량유지비 +1,335만원 (엔진 수리·주유), 복리후생비 (창립기념 행사 1,500만원 · </w:t>
+            </w:r>
+            <w:r>
+              <w:rPr>
+                <w:rFonts w:ascii="맑은 고딕" w:hAnsi="맑은 고딕" w:eastAsia="맑은 고딕" w:cs="맑은 고딕"/>
+                <w:b/>
+                <w:sz w:val="19"/>
+              </w:rPr>
+              <w:t>사내 피트니스 제휴 신규 300만원</w:t>
+            </w:r>
+            <w:r>
+              <w:rPr>
+                <w:rFonts w:ascii="맑은 고딕" w:hAnsi="맑은 고딕" w:eastAsia="맑은 고딕" w:cs="맑은 고딕"/>
+                <w:b w:val="0"/>
+                <w:sz w:val="19"/>
+              </w:rPr>
+              <w:t xml:space="preserve">) 등. '올해 누적'으로 바꾸면 </w:t>
+            </w:r>
+            <w:r>
+              <w:rPr>
+                <w:rFonts w:ascii="맑은 고딕" w:hAnsi="맑은 고딕" w:eastAsia="맑은 고딕" w:cs="맑은 고딕"/>
+                <w:b/>
+                <w:sz w:val="19"/>
+              </w:rPr>
+              <w:t>보안관제 서비스 신규</w:t>
+            </w:r>
+            <w:r>
+              <w:rPr>
+                <w:rFonts w:ascii="맑은 고딕" w:hAnsi="맑은 고딕" w:eastAsia="맑은 고딕" w:cs="맑은 고딕"/>
+                <w:b w:val="0"/>
+                <w:sz w:val="19"/>
+              </w:rPr>
+              <w:t>, 본사 정기주차 증가(7월 5면 추가), 전기요금 인상이 보임</w:t>
+            </w:r>
+          </w:p>
+        </w:tc>
+      </w:tr>
+    </w:tbl>
+    <w:p>
+      <w:pPr>
+        <w:spacing w:after="40"/>
+      </w:pPr>
+    </w:p>
+    <w:p>
+      <w:pPr>
+        <w:keepNext/>
+        <w:jc w:val="center"/>
+      </w:pPr>
+      <w:r>
+        <w:drawing>
+          <wp:inline xmlns:a="http://schemas.openxmlformats.org/drawingml/2006/main" xmlns:pic="http://schemas.openxmlformats.org/drawingml/2006/picture">
+            <wp:extent cx="6120000" cy="3846250"/>
+            <wp:docPr id="3" name="Picture 3"/>
+            <wp:cNvGraphicFramePr>
+              <a:graphicFrameLocks noChangeAspect="1"/>
+            </wp:cNvGraphicFramePr>
+            <a:graphic>
+              <a:graphicData uri="http://schemas.openxmlformats.org/drawingml/2006/picture">
+                <pic:pic>
+                  <pic:nvPicPr>
+                    <pic:cNvPr id="0" name="14_calendar.png"/>
+                    <pic:cNvPicPr/>
+                  </pic:nvPicPr>
+                  <pic:blipFill>
+                    <a:blip r:embed="rId12"/>
+                    <a:stretch>
+                      <a:fillRect/>
+                    </a:stretch>
+                  </pic:blipFill>
+                  <pic:spPr>
+                    <a:xfrm>
+                      <a:off x="0" y="0"/>
+                      <a:ext cx="6120000" cy="3846250"/>
+                    </a:xfrm>
+                    <a:prstGeom prst="rect"/>
+                  </pic:spPr>
+                </pic:pic>
+              </a:graphicData>
+            </a:graphic>
+          </wp:inline>
+        </w:drawing>
+      </w:r>
+    </w:p>
+    <w:p>
+      <w:pPr>
+        <w:spacing w:after="120"/>
+        <w:jc w:val="center"/>
+      </w:pPr>
+      <w:r>
+        <w:rPr>
+          <w:rFonts w:ascii="맑은 고딕" w:hAnsi="맑은 고딕" w:eastAsia="맑은 고딕" w:cs="맑은 고딕"/>
+          <w:b w:val="0"/>
+          <w:color w:val="6B7588"/>
+          <w:sz w:val="17"/>
+        </w:rPr>
+        <w:t>그림 1-3. 이번 달 달력 (28일 선택)</w:t>
+      </w:r>
+    </w:p>
+    <w:tbl>
+      <w:tblPr>
+        <w:tblStyle w:val="TableGrid"/>
+        <w:tblW w:type="auto" w:w="0"/>
+        <w:jc w:val="center"/>
+        <w:tblLayout w:type="fixed"/>
+        <w:tblLook w:firstColumn="1" w:firstRow="1" w:lastColumn="0" w:lastRow="0" w:noHBand="0" w:noVBand="1" w:val="04A0"/>
+      </w:tblPr>
+      <w:tblGrid>
+        <w:gridCol w:w="3213"/>
+        <w:gridCol w:w="3213"/>
+        <w:gridCol w:w="3213"/>
+      </w:tblGrid>
+      <w:tr>
+        <w:tc>
+          <w:tcPr>
+            <w:tcW w:type="dxa" w:w="737"/>
+            <w:shd w:val="clear" w:color="auto" w:fill="EEF2F8"/>
+          </w:tcPr>
+          <w:p>
+            <w:pPr>
+              <w:spacing w:after="0"/>
+            </w:pPr>
+            <w:r/>
+            <w:r>
+              <w:rPr>
+                <w:rFonts w:ascii="맑은 고딕" w:hAnsi="맑은 고딕" w:eastAsia="맑은 고딕" w:cs="맑은 고딕"/>
+                <w:b/>
+                <w:sz w:val="19"/>
+              </w:rPr>
+              <w:t>번호</w:t>
+            </w:r>
+          </w:p>
+        </w:tc>
+        <w:tc>
+          <w:tcPr>
+            <w:tcW w:type="dxa" w:w="2098"/>
+            <w:shd w:val="clear" w:color="auto" w:fill="EEF2F8"/>
+          </w:tcPr>
+          <w:p>
+            <w:pPr>
+              <w:spacing w:after="0"/>
+            </w:pPr>
+            <w:r/>
+            <w:r>
+              <w:rPr>
+                <w:rFonts w:ascii="맑은 고딕" w:hAnsi="맑은 고딕" w:eastAsia="맑은 고딕" w:cs="맑은 고딕"/>
+                <w:b/>
+                <w:sz w:val="19"/>
+              </w:rPr>
+              <w:t>위치</w:t>
+            </w:r>
+          </w:p>
+        </w:tc>
+        <w:tc>
+          <w:tcPr>
+            <w:tcW w:type="dxa" w:w="6803"/>
+            <w:shd w:val="clear" w:color="auto" w:fill="EEF2F8"/>
+          </w:tcPr>
+          <w:p>
+            <w:pPr>
+              <w:spacing w:after="0"/>
+            </w:pPr>
+            <w:r/>
+            <w:r>
+              <w:rPr>
+                <w:rFonts w:ascii="맑은 고딕" w:hAnsi="맑은 고딕" w:eastAsia="맑은 고딕" w:cs="맑은 고딕"/>
+                <w:b/>
+                <w:sz w:val="19"/>
+              </w:rPr>
+              <w:t>할 일 · 기대 결과</w:t>
+            </w:r>
+          </w:p>
+        </w:tc>
+      </w:tr>
+      <w:tr>
+        <w:tc>
+          <w:tcPr>
+            <w:tcW w:type="dxa" w:w="737"/>
+          </w:tcPr>
+          <w:p>
+            <w:pPr>
+              <w:spacing w:after="0"/>
+              <w:jc w:val="center"/>
+            </w:pPr>
+            <w:r/>
+            <w:r>
+              <w:rPr>
+                <w:rFonts w:ascii="맑은 고딕" w:hAnsi="맑은 고딕" w:eastAsia="맑은 고딕" w:cs="맑은 고딕"/>
+                <w:b/>
+                <w:color w:val="E53935"/>
+                <w:sz w:val="24"/>
+              </w:rPr>
+              <w:t>①</w:t>
+            </w:r>
+          </w:p>
+        </w:tc>
+        <w:tc>
+          <w:tcPr>
+            <w:tcW w:type="dxa" w:w="2098"/>
+          </w:tcPr>
+          <w:p>
+            <w:pPr>
+              <w:spacing w:after="0"/>
+            </w:pPr>
+            <w:r/>
+            <w:r>
+              <w:rPr>
+                <w:rFonts w:ascii="맑은 고딕" w:hAnsi="맑은 고딕" w:eastAsia="맑은 고딕" w:cs="맑은 고딕"/>
+                <w:b w:val="0"/>
+                <w:sz w:val="19"/>
+              </w:rPr>
+              <w:t>접기·펼치기</w:t>
+            </w:r>
+          </w:p>
+        </w:tc>
+        <w:tc>
+          <w:tcPr>
+            <w:tcW w:type="dxa" w:w="6803"/>
+          </w:tcPr>
+          <w:p>
+            <w:pPr>
+              <w:spacing w:after="0"/>
+            </w:pPr>
+            <w:r/>
+            <w:r>
+              <w:rPr>
+                <w:rFonts w:ascii="맑은 고딕" w:hAnsi="맑은 고딕" w:eastAsia="맑은 고딕" w:cs="맑은 고딕"/>
+                <w:b w:val="0"/>
+                <w:sz w:val="19"/>
+              </w:rPr>
+              <w:t>제목 줄을 누르면 달력이 접히고 다시 누르면 펼쳐짐</w:t>
+            </w:r>
+          </w:p>
+        </w:tc>
+      </w:tr>
+      <w:tr>
+        <w:tc>
+          <w:tcPr>
+            <w:tcW w:type="dxa" w:w="737"/>
+          </w:tcPr>
+          <w:p>
+            <w:pPr>
+              <w:spacing w:after="0"/>
+              <w:jc w:val="center"/>
+            </w:pPr>
+            <w:r/>
+            <w:r>
+              <w:rPr>
+                <w:rFonts w:ascii="맑은 고딕" w:hAnsi="맑은 고딕" w:eastAsia="맑은 고딕" w:cs="맑은 고딕"/>
+                <w:b/>
+                <w:color w:val="E53935"/>
+                <w:sz w:val="24"/>
+              </w:rPr>
+              <w:t>②</w:t>
+            </w:r>
+          </w:p>
+        </w:tc>
+        <w:tc>
+          <w:tcPr>
+            <w:tcW w:type="dxa" w:w="2098"/>
+          </w:tcPr>
+          <w:p>
+            <w:pPr>
+              <w:spacing w:after="0"/>
+            </w:pPr>
+            <w:r/>
+            <w:r>
+              <w:rPr>
+                <w:rFonts w:ascii="맑은 고딕" w:hAnsi="맑은 고딕" w:eastAsia="맑은 고딕" w:cs="맑은 고딕"/>
+                <w:b w:val="0"/>
+                <w:sz w:val="19"/>
+              </w:rPr>
+              <w:t>색 구분</w:t>
+            </w:r>
+          </w:p>
+        </w:tc>
+        <w:tc>
+          <w:tcPr>
+            <w:tcW w:type="dxa" w:w="6803"/>
+          </w:tcPr>
+          <w:p>
+            <w:pPr>
+              <w:spacing w:after="0"/>
+            </w:pPr>
+            <w:r/>
+            <w:r>
+              <w:rPr>
+                <w:rFonts w:ascii="맑은 고딕" w:hAnsi="맑은 고딕" w:eastAsia="맑은 고딕" w:cs="맑은 고딕"/>
+                <w:b w:val="0"/>
+                <w:sz w:val="19"/>
+              </w:rPr>
+              <w:t>파랑 정기 전표 기한 · 보라 연간 항목 · 주황 작년 이 시기 지출 · 초록 세무·마감 일정 · 빨강 공휴일</w:t>
+            </w:r>
+          </w:p>
+        </w:tc>
+      </w:tr>
+      <w:tr>
+        <w:tc>
+          <w:tcPr>
+            <w:tcW w:type="dxa" w:w="737"/>
+          </w:tcPr>
+          <w:p>
+            <w:pPr>
+              <w:spacing w:after="0"/>
+              <w:jc w:val="center"/>
+            </w:pPr>
+            <w:r/>
+            <w:r>
+              <w:rPr>
+                <w:rFonts w:ascii="맑은 고딕" w:hAnsi="맑은 고딕" w:eastAsia="맑은 고딕" w:cs="맑은 고딕"/>
+                <w:b/>
+                <w:color w:val="E53935"/>
+                <w:sz w:val="24"/>
+              </w:rPr>
+              <w:t>③</w:t>
+            </w:r>
+          </w:p>
+        </w:tc>
+        <w:tc>
+          <w:tcPr>
+            <w:tcW w:type="dxa" w:w="2098"/>
+          </w:tcPr>
+          <w:p>
+            <w:pPr>
+              <w:spacing w:after="0"/>
+            </w:pPr>
+            <w:r/>
+            <w:r>
+              <w:rPr>
+                <w:rFonts w:ascii="맑은 고딕" w:hAnsi="맑은 고딕" w:eastAsia="맑은 고딕" w:cs="맑은 고딕"/>
+                <w:b w:val="0"/>
+                <w:sz w:val="19"/>
+              </w:rPr>
+              <w:t>날짜 선택</w:t>
+            </w:r>
+          </w:p>
+        </w:tc>
+        <w:tc>
+          <w:tcPr>
+            <w:tcW w:type="dxa" w:w="6803"/>
+          </w:tcPr>
+          <w:p>
+            <w:pPr>
+              <w:spacing w:after="0"/>
+            </w:pPr>
+            <w:r/>
+            <w:r>
+              <w:rPr>
+                <w:rFonts w:ascii="맑은 고딕" w:hAnsi="맑은 고딕" w:eastAsia="맑은 고딕" w:cs="맑은 고딕"/>
+                <w:b/>
+                <w:sz w:val="19"/>
+              </w:rPr>
+              <w:t>28일</w:t>
+            </w:r>
+            <w:r>
+              <w:rPr>
+                <w:rFonts w:ascii="맑은 고딕" w:hAnsi="맑은 고딕" w:eastAsia="맑은 고딕" w:cs="맑은 고딕"/>
+                <w:b w:val="0"/>
+                <w:sz w:val="19"/>
+              </w:rPr>
+              <w:t>을 누르면 테두리가 생기고 아래에 그날 일정이 나옴. 오늘(21일)은 파란 동그라미</w:t>
+            </w:r>
+          </w:p>
+        </w:tc>
+      </w:tr>
+      <w:tr>
+        <w:tc>
+          <w:tcPr>
+            <w:tcW w:type="dxa" w:w="737"/>
+          </w:tcPr>
+          <w:p>
+            <w:pPr>
+              <w:spacing w:after="0"/>
+              <w:jc w:val="center"/>
+            </w:pPr>
+            <w:r/>
+            <w:r>
+              <w:rPr>
+                <w:rFonts w:ascii="맑은 고딕" w:hAnsi="맑은 고딕" w:eastAsia="맑은 고딕" w:cs="맑은 고딕"/>
+                <w:b/>
+                <w:color w:val="E53935"/>
+                <w:sz w:val="24"/>
+              </w:rPr>
+              <w:t>④</w:t>
+            </w:r>
+          </w:p>
+        </w:tc>
+        <w:tc>
+          <w:tcPr>
+            <w:tcW w:type="dxa" w:w="2098"/>
+          </w:tcPr>
+          <w:p>
+            <w:pPr>
+              <w:spacing w:after="0"/>
+            </w:pPr>
+            <w:r/>
+            <w:r>
+              <w:rPr>
+                <w:rFonts w:ascii="맑은 고딕" w:hAnsi="맑은 고딕" w:eastAsia="맑은 고딕" w:cs="맑은 고딕"/>
+                <w:b w:val="0"/>
+                <w:sz w:val="19"/>
+              </w:rPr>
+              <w:t>그날 일정</w:t>
+            </w:r>
+          </w:p>
+        </w:tc>
+        <w:tc>
+          <w:tcPr>
+            <w:tcW w:type="dxa" w:w="6803"/>
+          </w:tcPr>
+          <w:p>
+            <w:pPr>
+              <w:spacing w:after="0"/>
+            </w:pPr>
+            <w:r/>
+            <w:r>
+              <w:rPr>
+                <w:rFonts w:ascii="맑은 고딕" w:hAnsi="맑은 고딕" w:eastAsia="맑은 고딕" w:cs="맑은 고딕"/>
+                <w:b w:val="0"/>
+                <w:sz w:val="19"/>
+              </w:rPr>
+              <w:t>경비·보안관제·시설관리·청소 용역 기한(수신 대기) + 작년 10/28 전기 정기 안전점검 150만원</w:t>
+            </w:r>
+          </w:p>
+        </w:tc>
+      </w:tr>
+      <w:tr>
+        <w:tc>
+          <w:tcPr>
+            <w:tcW w:type="dxa" w:w="737"/>
+          </w:tcPr>
+          <w:p>
+            <w:pPr>
+              <w:spacing w:after="0"/>
+              <w:jc w:val="center"/>
+            </w:pPr>
+            <w:r/>
+            <w:r>
+              <w:rPr>
+                <w:rFonts w:ascii="맑은 고딕" w:hAnsi="맑은 고딕" w:eastAsia="맑은 고딕" w:cs="맑은 고딕"/>
+                <w:b/>
+                <w:color w:val="E53935"/>
+                <w:sz w:val="24"/>
+              </w:rPr>
+              <w:t>⑤</w:t>
+            </w:r>
+          </w:p>
+        </w:tc>
+        <w:tc>
+          <w:tcPr>
+            <w:tcW w:type="dxa" w:w="2098"/>
+          </w:tcPr>
+          <w:p>
+            <w:pPr>
+              <w:spacing w:after="0"/>
+            </w:pPr>
+            <w:r/>
+            <w:r>
+              <w:rPr>
+                <w:rFonts w:ascii="맑은 고딕" w:hAnsi="맑은 고딕" w:eastAsia="맑은 고딕" w:cs="맑은 고딕"/>
+                <w:b w:val="0"/>
+                <w:sz w:val="19"/>
+              </w:rPr>
+              <w:t>다음 달 미리 보기</w:t>
+            </w:r>
+          </w:p>
+        </w:tc>
+        <w:tc>
+          <w:tcPr>
+            <w:tcW w:type="dxa" w:w="6803"/>
+          </w:tcPr>
+          <w:p>
+            <w:pPr>
+              <w:spacing w:after="0"/>
+            </w:pPr>
+            <w:r/>
+            <w:r>
+              <w:rPr>
+                <w:rFonts w:ascii="맑은 고딕" w:hAnsi="맑은 고딕" w:eastAsia="맑은 고딕" w:cs="맑은 고딕"/>
+                <w:b w:val="0"/>
+                <w:sz w:val="19"/>
+              </w:rPr>
+              <w:t>다음 달 연간 항목: 승강기 정기검사 (11/30, 예상 68만원)</w:t>
+            </w:r>
+          </w:p>
+        </w:tc>
+      </w:tr>
+    </w:tbl>
+    <w:p>
+      <w:pPr>
+        <w:spacing w:after="40"/>
+      </w:pPr>
+    </w:p>
+    <w:p>
+      <w:r>
+        <w:rPr>
+          <w:rFonts w:ascii="맑은 고딕" w:hAnsi="맑은 고딕" w:eastAsia="맑은 고딕" w:cs="맑은 고딕"/>
+          <w:b w:val="0"/>
+          <w:sz w:val="19"/>
+        </w:rPr>
+        <w:t>확인할 것: 26일 '부가세 신고 마감'(25일이 일요일이라 다음 영업일), 30일 '월말 결산 마감', 3·5·9일 공휴일, 31일 '전기 정기 안전점검'(연간 항목).</w:t>
+      </w:r>
     </w:p>
     <w:p>
       <w:pPr>
@@ -2217,7 +3039,7 @@
         <w:drawing>
           <wp:inline xmlns:a="http://schemas.openxmlformats.org/drawingml/2006/main" xmlns:pic="http://schemas.openxmlformats.org/drawingml/2006/picture">
             <wp:extent cx="6120000" cy="3153500"/>
-            <wp:docPr id="2" name="Picture 2"/>
+            <wp:docPr id="4" name="Picture 4"/>
             <wp:cNvGraphicFramePr>
               <a:graphicFrameLocks noChangeAspect="1"/>
             </wp:cNvGraphicFramePr>
@@ -2229,7 +3051,7 @@
                     <pic:cNvPicPr/>
                   </pic:nvPicPr>
                   <pic:blipFill>
-                    <a:blip r:embed="rId11"/>
+                    <a:blip r:embed="rId13"/>
                     <a:stretch>
                       <a:fillRect/>
                     </a:stretch>
@@ -2558,7 +3380,23 @@
           <w:b w:val="0"/>
           <w:sz w:val="19"/>
         </w:rPr>
-        <w:t>(건물관리비·용역비·지급임차료) 펼침과 항목별 현황표, 예산·월말 예상·작년 비교 차트가 있습니다. '연간 누적'에서는 누적 예산·올해·작년 선 3개와 계정별 집행률을 봅니다.</w:t>
+        <w:t xml:space="preserve">(건물관리비·용역비·지급임차료) 펼침과 항목별 현황표, 예산·월말 예상·작년 비교 차트가 있습니다. '연간 누적'에서는 누적 예산·올해·작년 선 3개와 계정별 집행률을 봅니다. 사이드바 기준 월을 </w:t>
+      </w:r>
+      <w:r>
+        <w:rPr>
+          <w:rFonts w:ascii="맑은 고딕" w:hAnsi="맑은 고딕" w:eastAsia="맑은 고딕" w:cs="맑은 고딕"/>
+          <w:b/>
+          <w:sz w:val="19"/>
+        </w:rPr>
+        <w:t>2025년</w:t>
+      </w:r>
+      <w:r>
+        <w:rPr>
+          <w:rFonts w:ascii="맑은 고딕" w:hAnsi="맑은 고딕" w:eastAsia="맑은 고딕" w:cs="맑은 고딕"/>
+          <w:b w:val="0"/>
+          <w:sz w:val="19"/>
+        </w:rPr>
+        <w:t>으로 바꾸면 2025년 예산(2026년 예산 ÷ 1.05, 연 111.3억원)으로 같은 화면을 볼 수 있습니다.</w:t>
       </w:r>
     </w:p>
     <w:p>
@@ -2570,7 +3408,7 @@
         <w:drawing>
           <wp:inline xmlns:a="http://schemas.openxmlformats.org/drawingml/2006/main" xmlns:pic="http://schemas.openxmlformats.org/drawingml/2006/picture">
             <wp:extent cx="6120000" cy="3485000"/>
-            <wp:docPr id="3" name="Picture 3"/>
+            <wp:docPr id="5" name="Picture 5"/>
             <wp:cNvGraphicFramePr>
               <a:graphicFrameLocks noChangeAspect="1"/>
             </wp:cNvGraphicFramePr>
@@ -2582,7 +3420,7 @@
                     <pic:cNvPicPr/>
                   </pic:nvPicPr>
                   <pic:blipFill>
-                    <a:blip r:embed="rId12"/>
+                    <a:blip r:embed="rId14"/>
                     <a:stretch>
                       <a:fillRect/>
                     </a:stretch>
@@ -2939,7 +3777,7 @@
         <w:drawing>
           <wp:inline xmlns:a="http://schemas.openxmlformats.org/drawingml/2006/main" xmlns:pic="http://schemas.openxmlformats.org/drawingml/2006/picture">
             <wp:extent cx="5875501" cy="4680000"/>
-            <wp:docPr id="4" name="Picture 4"/>
+            <wp:docPr id="6" name="Picture 6"/>
             <wp:cNvGraphicFramePr>
               <a:graphicFrameLocks noChangeAspect="1"/>
             </wp:cNvGraphicFramePr>
@@ -2951,7 +3789,7 @@
                     <pic:cNvPicPr/>
                   </pic:nvPicPr>
                   <pic:blipFill>
-                    <a:blip r:embed="rId13"/>
+                    <a:blip r:embed="rId15"/>
                     <a:stretch>
                       <a:fillRect/>
                     </a:stretch>
@@ -3177,7 +4015,15 @@
                 <w:b/>
                 <w:sz w:val="19"/>
               </w:rPr>
-              <w:t>완료 9/17 · 기한 경과 1 · 금액 상이 1 · 수신·미전기 1 · 수신 대기 5</w:t>
+              <w:t>완료 10/19 · 기한 경과 1 · 금액 상이 1 · 수신·미전기 1 · 수신 대기 6</w:t>
+            </w:r>
+            <w:r>
+              <w:rPr>
+                <w:rFonts w:ascii="맑은 고딕" w:hAnsi="맑은 고딕" w:eastAsia="맑은 고딕" w:cs="맑은 고딕"/>
+                <w:b w:val="0"/>
+                <w:sz w:val="19"/>
+              </w:rPr>
+              <w:t xml:space="preserve"> (올해 새로 계약한 사내 피트니스 제휴·보안관제 서비스 포함)</w:t>
             </w:r>
           </w:p>
         </w:tc>
@@ -3387,7 +4233,7 @@
                 <w:b w:val="0"/>
                 <w:sz w:val="19"/>
               </w:rPr>
-              <w:t xml:space="preserve"> 수동 확인, 완료 10/17. 메모 없이 저장하면 '메모를 입력하세요'가 나와야 함</w:t>
+              <w:t xml:space="preserve"> 수동 확인, 완료 11/19. 메모 없이 저장하면 '메모를 입력하세요'가 나와야 함</w:t>
             </w:r>
           </w:p>
         </w:tc>
@@ -3417,7 +4263,7 @@
         <w:drawing>
           <wp:inline xmlns:a="http://schemas.openxmlformats.org/drawingml/2006/main" xmlns:pic="http://schemas.openxmlformats.org/drawingml/2006/picture">
             <wp:extent cx="6120000" cy="3791000"/>
-            <wp:docPr id="5" name="Picture 5"/>
+            <wp:docPr id="7" name="Picture 7"/>
             <wp:cNvGraphicFramePr>
               <a:graphicFrameLocks noChangeAspect="1"/>
             </wp:cNvGraphicFramePr>
@@ -3429,7 +4275,7 @@
                     <pic:cNvPicPr/>
                   </pic:nvPicPr>
                   <pic:blipFill>
-                    <a:blip r:embed="rId14"/>
+                    <a:blip r:embed="rId16"/>
                     <a:stretch>
                       <a:fillRect/>
                     </a:stretch>
@@ -3835,6 +4681,416 @@
         <w:pageBreakBefore/>
       </w:pPr>
       <w:r>
+        <w:t>T4-2. 전표 점검 — 연간 항목</w:t>
+      </w:r>
+    </w:p>
+    <w:p>
+      <w:r>
+        <w:rPr>
+          <w:rFonts w:ascii="맑은 고딕" w:hAnsi="맑은 고딕" w:eastAsia="맑은 고딕" w:cs="맑은 고딕"/>
+          <w:b w:val="0"/>
+        </w:rPr>
+        <w:t xml:space="preserve">세금계산서가 오지 않는 재산세·자동차세·보험 갱신·법정 점검처럼 </w:t>
+      </w:r>
+      <w:r>
+        <w:rPr>
+          <w:rFonts w:ascii="맑은 고딕" w:hAnsi="맑은 고딕" w:eastAsia="맑은 고딕" w:cs="맑은 고딕"/>
+          <w:b/>
+        </w:rPr>
+        <w:t>매년 이 시기에 처리할 항목</w:t>
+      </w:r>
+      <w:r>
+        <w:rPr>
+          <w:rFonts w:ascii="맑은 고딕" w:hAnsi="맑은 고딕" w:eastAsia="맑은 고딕" w:cs="맑은 고딕"/>
+          <w:b w:val="0"/>
+        </w:rPr>
+        <w:t>을 체크합니다. 처리 전에는 예상 금액이 총무 예산의 월말 예상에 들어가고, 처리하면 실적으로 바뀝니다.</w:t>
+      </w:r>
+    </w:p>
+    <w:p>
+      <w:pPr>
+        <w:keepNext/>
+        <w:jc w:val="center"/>
+      </w:pPr>
+      <w:r>
+        <w:drawing>
+          <wp:inline xmlns:a="http://schemas.openxmlformats.org/drawingml/2006/main" xmlns:pic="http://schemas.openxmlformats.org/drawingml/2006/picture">
+            <wp:extent cx="6120000" cy="4194750"/>
+            <wp:docPr id="8" name="Picture 8"/>
+            <wp:cNvGraphicFramePr>
+              <a:graphicFrameLocks noChangeAspect="1"/>
+            </wp:cNvGraphicFramePr>
+            <a:graphic>
+              <a:graphicData uri="http://schemas.openxmlformats.org/drawingml/2006/picture">
+                <pic:pic>
+                  <pic:nvPicPr>
+                    <pic:cNvPr id="0" name="15_annual.png"/>
+                    <pic:cNvPicPr/>
+                  </pic:nvPicPr>
+                  <pic:blipFill>
+                    <a:blip r:embed="rId17"/>
+                    <a:stretch>
+                      <a:fillRect/>
+                    </a:stretch>
+                  </pic:blipFill>
+                  <pic:spPr>
+                    <a:xfrm>
+                      <a:off x="0" y="0"/>
+                      <a:ext cx="6120000" cy="4194750"/>
+                    </a:xfrm>
+                    <a:prstGeom prst="rect"/>
+                  </pic:spPr>
+                </pic:pic>
+              </a:graphicData>
+            </a:graphic>
+          </wp:inline>
+        </w:drawing>
+      </w:r>
+    </w:p>
+    <w:p>
+      <w:pPr>
+        <w:spacing w:after="120"/>
+        <w:jc w:val="center"/>
+      </w:pPr>
+      <w:r>
+        <w:rPr>
+          <w:rFonts w:ascii="맑은 고딕" w:hAnsi="맑은 고딕" w:eastAsia="맑은 고딕" w:cs="맑은 고딕"/>
+          <w:b w:val="0"/>
+          <w:color w:val="6B7588"/>
+          <w:sz w:val="17"/>
+        </w:rPr>
+        <w:t>그림 5-2. 전표 점검 › 연간 항목</w:t>
+      </w:r>
+    </w:p>
+    <w:tbl>
+      <w:tblPr>
+        <w:tblStyle w:val="TableGrid"/>
+        <w:tblW w:type="auto" w:w="0"/>
+        <w:jc w:val="center"/>
+        <w:tblLayout w:type="fixed"/>
+        <w:tblLook w:firstColumn="1" w:firstRow="1" w:lastColumn="0" w:lastRow="0" w:noHBand="0" w:noVBand="1" w:val="04A0"/>
+      </w:tblPr>
+      <w:tblGrid>
+        <w:gridCol w:w="3213"/>
+        <w:gridCol w:w="3213"/>
+        <w:gridCol w:w="3213"/>
+      </w:tblGrid>
+      <w:tr>
+        <w:tc>
+          <w:tcPr>
+            <w:tcW w:type="dxa" w:w="737"/>
+            <w:shd w:val="clear" w:color="auto" w:fill="EEF2F8"/>
+          </w:tcPr>
+          <w:p>
+            <w:pPr>
+              <w:spacing w:after="0"/>
+            </w:pPr>
+            <w:r/>
+            <w:r>
+              <w:rPr>
+                <w:rFonts w:ascii="맑은 고딕" w:hAnsi="맑은 고딕" w:eastAsia="맑은 고딕" w:cs="맑은 고딕"/>
+                <w:b/>
+                <w:sz w:val="19"/>
+              </w:rPr>
+              <w:t>번호</w:t>
+            </w:r>
+          </w:p>
+        </w:tc>
+        <w:tc>
+          <w:tcPr>
+            <w:tcW w:type="dxa" w:w="2098"/>
+            <w:shd w:val="clear" w:color="auto" w:fill="EEF2F8"/>
+          </w:tcPr>
+          <w:p>
+            <w:pPr>
+              <w:spacing w:after="0"/>
+            </w:pPr>
+            <w:r/>
+            <w:r>
+              <w:rPr>
+                <w:rFonts w:ascii="맑은 고딕" w:hAnsi="맑은 고딕" w:eastAsia="맑은 고딕" w:cs="맑은 고딕"/>
+                <w:b/>
+                <w:sz w:val="19"/>
+              </w:rPr>
+              <w:t>위치</w:t>
+            </w:r>
+          </w:p>
+        </w:tc>
+        <w:tc>
+          <w:tcPr>
+            <w:tcW w:type="dxa" w:w="6803"/>
+            <w:shd w:val="clear" w:color="auto" w:fill="EEF2F8"/>
+          </w:tcPr>
+          <w:p>
+            <w:pPr>
+              <w:spacing w:after="0"/>
+            </w:pPr>
+            <w:r/>
+            <w:r>
+              <w:rPr>
+                <w:rFonts w:ascii="맑은 고딕" w:hAnsi="맑은 고딕" w:eastAsia="맑은 고딕" w:cs="맑은 고딕"/>
+                <w:b/>
+                <w:sz w:val="19"/>
+              </w:rPr>
+              <w:t>할 일 · 기대 결과</w:t>
+            </w:r>
+          </w:p>
+        </w:tc>
+      </w:tr>
+      <w:tr>
+        <w:tc>
+          <w:tcPr>
+            <w:tcW w:type="dxa" w:w="737"/>
+          </w:tcPr>
+          <w:p>
+            <w:pPr>
+              <w:spacing w:after="0"/>
+              <w:jc w:val="center"/>
+            </w:pPr>
+            <w:r/>
+            <w:r>
+              <w:rPr>
+                <w:rFonts w:ascii="맑은 고딕" w:hAnsi="맑은 고딕" w:eastAsia="맑은 고딕" w:cs="맑은 고딕"/>
+                <w:b/>
+                <w:color w:val="E53935"/>
+                <w:sz w:val="24"/>
+              </w:rPr>
+              <w:t>①</w:t>
+            </w:r>
+          </w:p>
+        </w:tc>
+        <w:tc>
+          <w:tcPr>
+            <w:tcW w:type="dxa" w:w="2098"/>
+          </w:tcPr>
+          <w:p>
+            <w:pPr>
+              <w:spacing w:after="0"/>
+            </w:pPr>
+            <w:r/>
+            <w:r>
+              <w:rPr>
+                <w:rFonts w:ascii="맑은 고딕" w:hAnsi="맑은 고딕" w:eastAsia="맑은 고딕" w:cs="맑은 고딕"/>
+                <w:b w:val="0"/>
+                <w:sz w:val="19"/>
+              </w:rPr>
+              <w:t>구분</w:t>
+            </w:r>
+          </w:p>
+        </w:tc>
+        <w:tc>
+          <w:tcPr>
+            <w:tcW w:type="dxa" w:w="6803"/>
+          </w:tcPr>
+          <w:p>
+            <w:pPr>
+              <w:spacing w:after="0"/>
+            </w:pPr>
+            <w:r/>
+            <w:r>
+              <w:rPr>
+                <w:rFonts w:ascii="맑은 고딕" w:hAnsi="맑은 고딕" w:eastAsia="맑은 고딕" w:cs="맑은 고딕"/>
+                <w:b/>
+                <w:sz w:val="19"/>
+              </w:rPr>
+              <w:t>연간 항목 · 미처리 1</w:t>
+            </w:r>
+            <w:r>
+              <w:rPr>
+                <w:rFonts w:ascii="맑은 고딕" w:hAnsi="맑은 고딕" w:eastAsia="맑은 고딕" w:cs="맑은 고딕"/>
+                <w:b w:val="0"/>
+                <w:sz w:val="19"/>
+              </w:rPr>
+              <w:t xml:space="preserve"> (대시보드 '연간 항목' 카드를 눌러도 이 화면)</w:t>
+            </w:r>
+          </w:p>
+        </w:tc>
+      </w:tr>
+      <w:tr>
+        <w:tc>
+          <w:tcPr>
+            <w:tcW w:type="dxa" w:w="737"/>
+          </w:tcPr>
+          <w:p>
+            <w:pPr>
+              <w:spacing w:after="0"/>
+              <w:jc w:val="center"/>
+            </w:pPr>
+            <w:r/>
+            <w:r>
+              <w:rPr>
+                <w:rFonts w:ascii="맑은 고딕" w:hAnsi="맑은 고딕" w:eastAsia="맑은 고딕" w:cs="맑은 고딕"/>
+                <w:b/>
+                <w:color w:val="E53935"/>
+                <w:sz w:val="24"/>
+              </w:rPr>
+              <w:t>②</w:t>
+            </w:r>
+          </w:p>
+        </w:tc>
+        <w:tc>
+          <w:tcPr>
+            <w:tcW w:type="dxa" w:w="2098"/>
+          </w:tcPr>
+          <w:p>
+            <w:pPr>
+              <w:spacing w:after="0"/>
+            </w:pPr>
+            <w:r/>
+            <w:r>
+              <w:rPr>
+                <w:rFonts w:ascii="맑은 고딕" w:hAnsi="맑은 고딕" w:eastAsia="맑은 고딕" w:cs="맑은 고딕"/>
+                <w:b w:val="0"/>
+                <w:sz w:val="19"/>
+              </w:rPr>
+              <w:t>이번 달 항목</w:t>
+            </w:r>
+          </w:p>
+        </w:tc>
+        <w:tc>
+          <w:tcPr>
+            <w:tcW w:type="dxa" w:w="6803"/>
+          </w:tcPr>
+          <w:p>
+            <w:pPr>
+              <w:spacing w:after="0"/>
+            </w:pPr>
+            <w:r/>
+            <w:r>
+              <w:rPr>
+                <w:rFonts w:ascii="맑은 고딕" w:hAnsi="맑은 고딕" w:eastAsia="맑은 고딕" w:cs="맑은 고딕"/>
+                <w:b/>
+                <w:sz w:val="19"/>
+              </w:rPr>
+              <w:t>전기 정기 안전점검</w:t>
+            </w:r>
+            <w:r>
+              <w:rPr>
+                <w:rFonts w:ascii="맑은 고딕" w:hAnsi="맑은 고딕" w:eastAsia="맑은 고딕" w:cs="맑은 고딕"/>
+                <w:b w:val="0"/>
+                <w:sz w:val="19"/>
+              </w:rPr>
+              <w:t xml:space="preserve"> (기한 10/31, 예상 165만원). 처리 금액·처리일·메모 입력 → </w:t>
+            </w:r>
+            <w:r>
+              <w:rPr>
+                <w:rFonts w:ascii="맑은 고딕" w:hAnsi="맑은 고딕" w:eastAsia="맑은 고딕" w:cs="맑은 고딕"/>
+                <w:b/>
+                <w:sz w:val="19"/>
+              </w:rPr>
+              <w:t>처리 완료</w:t>
+            </w:r>
+            <w:r>
+              <w:rPr>
+                <w:rFonts w:ascii="맑은 고딕" w:hAnsi="맑은 고딕" w:eastAsia="맑은 고딕" w:cs="맑은 고딕"/>
+                <w:b w:val="0"/>
+                <w:sz w:val="19"/>
+              </w:rPr>
+              <w:t xml:space="preserve"> → </w:t>
+            </w:r>
+            <w:r>
+              <w:rPr>
+                <w:rFonts w:ascii="Segoe UI Emoji" w:hAnsi="Segoe UI Emoji" w:eastAsia="Segoe UI Emoji" w:cs="맑은 고딕"/>
+                <w:b w:val="0"/>
+                <w:sz w:val="19"/>
+              </w:rPr>
+              <w:t>✅</w:t>
+            </w:r>
+            <w:r>
+              <w:rPr>
+                <w:rFonts w:ascii="맑은 고딕" w:hAnsi="맑은 고딕" w:eastAsia="맑은 고딕" w:cs="맑은 고딕"/>
+                <w:b w:val="0"/>
+                <w:sz w:val="19"/>
+              </w:rPr>
+              <w:t xml:space="preserve"> 처리 완료, 미처리 0. '처리 취소'로 되돌릴 수 있음</w:t>
+            </w:r>
+          </w:p>
+        </w:tc>
+      </w:tr>
+      <w:tr>
+        <w:tc>
+          <w:tcPr>
+            <w:tcW w:type="dxa" w:w="737"/>
+          </w:tcPr>
+          <w:p>
+            <w:pPr>
+              <w:spacing w:after="0"/>
+              <w:jc w:val="center"/>
+            </w:pPr>
+            <w:r/>
+            <w:r>
+              <w:rPr>
+                <w:rFonts w:ascii="맑은 고딕" w:hAnsi="맑은 고딕" w:eastAsia="맑은 고딕" w:cs="맑은 고딕"/>
+                <w:b/>
+                <w:color w:val="E53935"/>
+                <w:sz w:val="24"/>
+              </w:rPr>
+              <w:t>③</w:t>
+            </w:r>
+          </w:p>
+        </w:tc>
+        <w:tc>
+          <w:tcPr>
+            <w:tcW w:type="dxa" w:w="2098"/>
+          </w:tcPr>
+          <w:p>
+            <w:pPr>
+              <w:spacing w:after="0"/>
+            </w:pPr>
+            <w:r/>
+            <w:r>
+              <w:rPr>
+                <w:rFonts w:ascii="맑은 고딕" w:hAnsi="맑은 고딕" w:eastAsia="맑은 고딕" w:cs="맑은 고딕"/>
+                <w:b w:val="0"/>
+                <w:sz w:val="19"/>
+              </w:rPr>
+              <w:t>전체 일정</w:t>
+            </w:r>
+          </w:p>
+        </w:tc>
+        <w:tc>
+          <w:tcPr>
+            <w:tcW w:type="dxa" w:w="6803"/>
+          </w:tcPr>
+          <w:p>
+            <w:pPr>
+              <w:spacing w:after="0"/>
+            </w:pPr>
+            <w:r/>
+            <w:r>
+              <w:rPr>
+                <w:rFonts w:ascii="맑은 고딕" w:hAnsi="맑은 고딕" w:eastAsia="맑은 고딕" w:cs="맑은 고딕"/>
+                <w:b w:val="0"/>
+                <w:sz w:val="19"/>
+              </w:rPr>
+              <w:t>1~12월 표: 재산세(건물분) 7월 · 재산세(토지분) 9월 · 자동차세 6·12월 · 주민세 8월 · 보험 갱신 1·3월 · 정기 소독 분기 등. 항목 추가는 기준정보 › 연간 항목</w:t>
+            </w:r>
+          </w:p>
+        </w:tc>
+      </w:tr>
+    </w:tbl>
+    <w:p>
+      <w:pPr>
+        <w:spacing w:after="40"/>
+      </w:pPr>
+    </w:p>
+    <w:p>
+      <w:r>
+        <w:rPr>
+          <w:rFonts w:ascii="맑은 고딕" w:hAnsi="맑은 고딕" w:eastAsia="맑은 고딕" w:cs="맑은 고딕"/>
+          <w:b w:val="0"/>
+          <w:sz w:val="19"/>
+        </w:rPr>
+        <w:t>확인할 것: 처리 완료 후 총무 예산 › 이번 달의 용역비 이유에서 '아직 처리 안 한 연간 항목' 문장이 사라짐. 기준 월을 2026-07로 바꾸면 재산세(건물분) 1,961만원이 '처리 완료'로 보임.</w:t>
+      </w:r>
+    </w:p>
+    <w:p>
+      <w:pPr>
+        <w:pStyle w:val="Heading2"/>
+        <w:keepNext/>
+        <w:pageBreakBefore/>
+      </w:pPr>
+      <w:r>
         <w:t>T5. 사용자 화면 — 승인 요청 (홍길동)</w:t>
       </w:r>
     </w:p>
@@ -3846,8 +5102,8 @@
       <w:r>
         <w:drawing>
           <wp:inline xmlns:a="http://schemas.openxmlformats.org/drawingml/2006/main" xmlns:pic="http://schemas.openxmlformats.org/drawingml/2006/picture">
-            <wp:extent cx="6120000" cy="2834750"/>
-            <wp:docPr id="6" name="Picture 6"/>
+            <wp:extent cx="6120000" cy="2771000"/>
+            <wp:docPr id="9" name="Picture 9"/>
             <wp:cNvGraphicFramePr>
               <a:graphicFrameLocks noChangeAspect="1"/>
             </wp:cNvGraphicFramePr>
@@ -3859,7 +5115,7 @@
                     <pic:cNvPicPr/>
                   </pic:nvPicPr>
                   <pic:blipFill>
-                    <a:blip r:embed="rId15"/>
+                    <a:blip r:embed="rId18"/>
                     <a:stretch>
                       <a:fillRect/>
                     </a:stretch>
@@ -3867,7 +5123,7 @@
                   <pic:spPr>
                     <a:xfrm>
                       <a:off x="0" y="0"/>
-                      <a:ext cx="6120000" cy="2834750"/>
+                      <a:ext cx="6120000" cy="2771000"/>
                     </a:xfrm>
                     <a:prstGeom prst="rect"/>
                   </pic:spPr>
@@ -4174,7 +5430,7 @@
         <w:drawing>
           <wp:inline xmlns:a="http://schemas.openxmlformats.org/drawingml/2006/main" xmlns:pic="http://schemas.openxmlformats.org/drawingml/2006/picture">
             <wp:extent cx="5829758" cy="4680000"/>
-            <wp:docPr id="7" name="Picture 7"/>
+            <wp:docPr id="10" name="Picture 10"/>
             <wp:cNvGraphicFramePr>
               <a:graphicFrameLocks noChangeAspect="1"/>
             </wp:cNvGraphicFramePr>
@@ -4186,7 +5442,7 @@
                     <pic:cNvPicPr/>
                   </pic:nvPicPr>
                   <pic:blipFill>
-                    <a:blip r:embed="rId16"/>
+                    <a:blip r:embed="rId19"/>
                     <a:stretch>
                       <a:fillRect/>
                     </a:stretch>
@@ -4558,8 +5814,8 @@
       <w:r>
         <w:drawing>
           <wp:inline xmlns:a="http://schemas.openxmlformats.org/drawingml/2006/main" xmlns:pic="http://schemas.openxmlformats.org/drawingml/2006/picture">
-            <wp:extent cx="5720883" cy="4680000"/>
-            <wp:docPr id="8" name="Picture 8"/>
+            <wp:extent cx="5426087" cy="4680000"/>
+            <wp:docPr id="11" name="Picture 11"/>
             <wp:cNvGraphicFramePr>
               <a:graphicFrameLocks noChangeAspect="1"/>
             </wp:cNvGraphicFramePr>
@@ -4571,7 +5827,7 @@
                     <pic:cNvPicPr/>
                   </pic:nvPicPr>
                   <pic:blipFill>
-                    <a:blip r:embed="rId17"/>
+                    <a:blip r:embed="rId20"/>
                     <a:stretch>
                       <a:fillRect/>
                     </a:stretch>
@@ -4579,7 +5835,7 @@
                   <pic:spPr>
                     <a:xfrm>
                       <a:off x="0" y="0"/>
-                      <a:ext cx="5720883" cy="4680000"/>
+                      <a:ext cx="5426087" cy="4680000"/>
                     </a:xfrm>
                     <a:prstGeom prst="rect"/>
                   </pic:spPr>
@@ -5047,7 +6303,7 @@
         <w:drawing>
           <wp:inline xmlns:a="http://schemas.openxmlformats.org/drawingml/2006/main" xmlns:pic="http://schemas.openxmlformats.org/drawingml/2006/picture">
             <wp:extent cx="6120000" cy="3735750"/>
-            <wp:docPr id="9" name="Picture 9"/>
+            <wp:docPr id="12" name="Picture 12"/>
             <wp:cNvGraphicFramePr>
               <a:graphicFrameLocks noChangeAspect="1"/>
             </wp:cNvGraphicFramePr>
@@ -5059,7 +6315,7 @@
                     <pic:cNvPicPr/>
                   </pic:nvPicPr>
                   <pic:blipFill>
-                    <a:blip r:embed="rId18"/>
+                    <a:blip r:embed="rId21"/>
                     <a:stretch>
                       <a:fillRect/>
                     </a:stretch>
@@ -5503,7 +6759,7 @@
         <w:drawing>
           <wp:inline xmlns:a="http://schemas.openxmlformats.org/drawingml/2006/main" xmlns:pic="http://schemas.openxmlformats.org/drawingml/2006/picture">
             <wp:extent cx="6120000" cy="2839000"/>
-            <wp:docPr id="10" name="Picture 10"/>
+            <wp:docPr id="13" name="Picture 13"/>
             <wp:cNvGraphicFramePr>
               <a:graphicFrameLocks noChangeAspect="1"/>
             </wp:cNvGraphicFramePr>
@@ -5515,7 +6771,7 @@
                     <pic:cNvPicPr/>
                   </pic:nvPicPr>
                   <pic:blipFill>
-                    <a:blip r:embed="rId19"/>
+                    <a:blip r:embed="rId22"/>
                     <a:stretch>
                       <a:fillRect/>
                     </a:stretch>
@@ -5830,7 +7086,7 @@
         <w:drawing>
           <wp:inline xmlns:a="http://schemas.openxmlformats.org/drawingml/2006/main" xmlns:pic="http://schemas.openxmlformats.org/drawingml/2006/picture">
             <wp:extent cx="5252689" cy="4680000"/>
-            <wp:docPr id="11" name="Picture 11"/>
+            <wp:docPr id="14" name="Picture 14"/>
             <wp:cNvGraphicFramePr>
               <a:graphicFrameLocks noChangeAspect="1"/>
             </wp:cNvGraphicFramePr>
@@ -5842,7 +7098,7 @@
                     <pic:cNvPicPr/>
                   </pic:nvPicPr>
                   <pic:blipFill>
-                    <a:blip r:embed="rId20"/>
+                    <a:blip r:embed="rId23"/>
                     <a:stretch>
                       <a:fillRect/>
                     </a:stretch>
@@ -6098,7 +7354,7 @@
         <w:drawing>
           <wp:inline xmlns:a="http://schemas.openxmlformats.org/drawingml/2006/main" xmlns:pic="http://schemas.openxmlformats.org/drawingml/2006/picture">
             <wp:extent cx="6120000" cy="2881500"/>
-            <wp:docPr id="12" name="Picture 12"/>
+            <wp:docPr id="15" name="Picture 15"/>
             <wp:cNvGraphicFramePr>
               <a:graphicFrameLocks noChangeAspect="1"/>
             </wp:cNvGraphicFramePr>
@@ -6110,7 +7366,7 @@
                     <pic:cNvPicPr/>
                   </pic:nvPicPr>
                   <pic:blipFill>
-                    <a:blip r:embed="rId21"/>
+                    <a:blip r:embed="rId24"/>
                     <a:stretch>
                       <a:fillRect/>
                     </a:stretch>
@@ -6589,7 +7845,7 @@
                 <w:b w:val="0"/>
                 <w:sz w:val="19"/>
               </w:rPr>
-              <w:t>대시보드 할 일 6장 · 예산 카드 · 타 부서 계정 제외</w:t>
+              <w:t>대시보드 할 일 7장 · 카드 눌러 이동 · 예산 카드 · 타 부서 계정 제외</w:t>
             </w:r>
           </w:p>
         </w:tc>
@@ -6632,7 +7888,7 @@
                 <w:b w:val="0"/>
                 <w:sz w:val="19"/>
               </w:rPr>
-              <w:t>T2</w:t>
+              <w:t>T1-2</w:t>
             </w:r>
           </w:p>
         </w:tc>
@@ -6651,7 +7907,7 @@
                 <w:b w:val="0"/>
                 <w:sz w:val="19"/>
               </w:rPr>
-              <w:t>예산 경고 4/2 · 이유 문장 · 예산 수정 반영</w:t>
+              <w:t>작년보다 늘어난 비용(이번 달/올해 누적) · 달력 접기·날짜 선택</w:t>
             </w:r>
           </w:p>
         </w:tc>
@@ -6694,7 +7950,7 @@
                 <w:b w:val="0"/>
                 <w:sz w:val="19"/>
               </w:rPr>
-              <w:t>T3</w:t>
+              <w:t>T2</w:t>
             </w:r>
           </w:p>
         </w:tc>
@@ -6713,7 +7969,7 @@
                 <w:b w:val="0"/>
                 <w:sz w:val="19"/>
               </w:rPr>
-              <w:t>정기 전표 9/17 · 복합기 수동 확인</w:t>
+              <w:t>예산 경고 4/2 · 이유 문장 · 예산 수정 반영</w:t>
             </w:r>
           </w:p>
         </w:tc>
@@ -6756,7 +8012,7 @@
                 <w:b w:val="0"/>
                 <w:sz w:val="19"/>
               </w:rPr>
-              <w:t>T4</w:t>
+              <w:t>T3</w:t>
             </w:r>
           </w:p>
         </w:tc>
@@ -6775,7 +8031,131 @@
                 <w:b w:val="0"/>
                 <w:sz w:val="19"/>
               </w:rPr>
+              <w:t>정기 전표 10/19 · 복합기 수동 확인</w:t>
+            </w:r>
+          </w:p>
+        </w:tc>
+        <w:tc>
+          <w:tcPr>
+            <w:tcW w:type="dxa" w:w="1020"/>
+          </w:tcPr>
+          <w:p>
+            <w:pPr>
+              <w:spacing w:after="0"/>
+            </w:pPr>
+            <w:r/>
+          </w:p>
+        </w:tc>
+        <w:tc>
+          <w:tcPr>
+            <w:tcW w:type="dxa" w:w="2948"/>
+          </w:tcPr>
+          <w:p>
+            <w:pPr>
+              <w:spacing w:after="0"/>
+            </w:pPr>
+            <w:r/>
+          </w:p>
+        </w:tc>
+      </w:tr>
+      <w:tr>
+        <w:tc>
+          <w:tcPr>
+            <w:tcW w:type="dxa" w:w="737"/>
+          </w:tcPr>
+          <w:p>
+            <w:pPr>
+              <w:spacing w:after="0"/>
+            </w:pPr>
+            <w:r/>
+            <w:r>
+              <w:rPr>
+                <w:rFonts w:ascii="맑은 고딕" w:hAnsi="맑은 고딕" w:eastAsia="맑은 고딕" w:cs="맑은 고딕"/>
+                <w:b w:val="0"/>
+                <w:sz w:val="19"/>
+              </w:rPr>
+              <w:t>T4</w:t>
+            </w:r>
+          </w:p>
+        </w:tc>
+        <w:tc>
+          <w:tcPr>
+            <w:tcW w:type="dxa" w:w="4932"/>
+          </w:tcPr>
+          <w:p>
+            <w:pPr>
+              <w:spacing w:after="0"/>
+            </w:pPr>
+            <w:r/>
+            <w:r>
+              <w:rPr>
+                <w:rFonts w:ascii="맑은 고딕" w:hAnsi="맑은 고딕" w:eastAsia="맑은 고딕" w:cs="맑은 고딕"/>
+                <w:b w:val="0"/>
+                <w:sz w:val="19"/>
+              </w:rPr>
               <w:t>비정기 50건 · 3건 확인 → 미확인 15</w:t>
+            </w:r>
+          </w:p>
+        </w:tc>
+        <w:tc>
+          <w:tcPr>
+            <w:tcW w:type="dxa" w:w="1020"/>
+          </w:tcPr>
+          <w:p>
+            <w:pPr>
+              <w:spacing w:after="0"/>
+            </w:pPr>
+            <w:r/>
+          </w:p>
+        </w:tc>
+        <w:tc>
+          <w:tcPr>
+            <w:tcW w:type="dxa" w:w="2948"/>
+          </w:tcPr>
+          <w:p>
+            <w:pPr>
+              <w:spacing w:after="0"/>
+            </w:pPr>
+            <w:r/>
+          </w:p>
+        </w:tc>
+      </w:tr>
+      <w:tr>
+        <w:tc>
+          <w:tcPr>
+            <w:tcW w:type="dxa" w:w="737"/>
+          </w:tcPr>
+          <w:p>
+            <w:pPr>
+              <w:spacing w:after="0"/>
+            </w:pPr>
+            <w:r/>
+            <w:r>
+              <w:rPr>
+                <w:rFonts w:ascii="맑은 고딕" w:hAnsi="맑은 고딕" w:eastAsia="맑은 고딕" w:cs="맑은 고딕"/>
+                <w:b w:val="0"/>
+                <w:sz w:val="19"/>
+              </w:rPr>
+              <w:t>T4-2</w:t>
+            </w:r>
+          </w:p>
+        </w:tc>
+        <w:tc>
+          <w:tcPr>
+            <w:tcW w:type="dxa" w:w="4932"/>
+          </w:tcPr>
+          <w:p>
+            <w:pPr>
+              <w:spacing w:after="0"/>
+            </w:pPr>
+            <w:r/>
+            <w:r>
+              <w:rPr>
+                <w:rFonts w:ascii="맑은 고딕" w:hAnsi="맑은 고딕" w:eastAsia="맑은 고딕" w:cs="맑은 고딕"/>
+                <w:b w:val="0"/>
+                <w:sz w:val="19"/>
+              </w:rPr>
+              <w:t>연간 항목 처리 완료 → 미처리 0 · 예산 이유 반영</w:t>
             </w:r>
           </w:p>
         </w:tc>
